--- a/docs/docx/modules.docx
+++ b/docs/docx/modules.docx
@@ -49,7 +49,7 @@
       </w:hyperlink>
     </w:p>
     <w:bookmarkEnd w:id="21"/>
-    <w:bookmarkStart w:id="26" w:name="lab-period-modules"/>
+    <w:bookmarkStart w:id="27" w:name="lab-period-modules"/>
     <w:p>
       <w:pPr>
         <w:pStyle w:val="Heading2"/>
@@ -130,8 +130,24 @@
         </w:r>
       </w:hyperlink>
     </w:p>
-    <w:bookmarkEnd w:id="26"/>
-    <w:bookmarkStart w:id="28" w:name="research-modules"/>
+    <w:p>
+      <w:pPr>
+        <w:numPr>
+          <w:ilvl w:val="0"/>
+          <w:numId w:val="1002"/>
+        </w:numPr>
+      </w:pPr>
+      <w:hyperlink r:id="rId26">
+        <w:r>
+          <w:rPr>
+            <w:rStyle w:val="Hyperlink"/>
+          </w:rPr>
+          <w:t xml:space="preserve">DNA Barcoding</w:t>
+        </w:r>
+      </w:hyperlink>
+    </w:p>
+    <w:bookmarkEnd w:id="27"/>
+    <w:bookmarkStart w:id="29" w:name="research-modules"/>
     <w:p>
       <w:pPr>
         <w:pStyle w:val="Heading2"/>
@@ -156,7 +172,7 @@
           <w:numId w:val="1003"/>
         </w:numPr>
       </w:pPr>
-      <w:hyperlink r:id="rId27">
+      <w:hyperlink r:id="rId28">
         <w:r>
           <w:rPr>
             <w:rStyle w:val="Hyperlink"/>
@@ -165,8 +181,8 @@
         </w:r>
       </w:hyperlink>
     </w:p>
-    <w:bookmarkEnd w:id="28"/>
-    <w:bookmarkStart w:id="30" w:name="other-modules"/>
+    <w:bookmarkEnd w:id="29"/>
+    <w:bookmarkStart w:id="31" w:name="other-modules"/>
     <w:p>
       <w:pPr>
         <w:pStyle w:val="Heading2"/>
@@ -191,7 +207,7 @@
           <w:numId w:val="1004"/>
         </w:numPr>
       </w:pPr>
-      <w:hyperlink r:id="rId29">
+      <w:hyperlink r:id="rId30">
         <w:r>
           <w:rPr>
             <w:rStyle w:val="Hyperlink"/>
@@ -200,7 +216,7 @@
         </w:r>
       </w:hyperlink>
     </w:p>
-    <w:bookmarkEnd w:id="30"/>
+    <w:bookmarkEnd w:id="31"/>
     <w:sectPr>
       <w:footnotePr>
         <w:numRestart w:val="eachSect"/>

--- a/docs/docx/modules.docx
+++ b/docs/docx/modules.docx
@@ -14,7 +14,7 @@
         <w:t xml:space="preserve">Modules</w:t>
       </w:r>
     </w:p>
-    <w:bookmarkStart w:id="21" w:name="short-modules"/>
+    <w:bookmarkStart w:id="22" w:name="short-modules"/>
     <w:p>
       <w:pPr>
         <w:pStyle w:val="Heading2"/>
@@ -33,7 +33,6 @@
     </w:p>
     <w:p>
       <w:pPr>
-        <w:pStyle w:val="Compact"/>
         <w:numPr>
           <w:ilvl w:val="0"/>
           <w:numId w:val="1001"/>
@@ -48,8 +47,24 @@
         </w:r>
       </w:hyperlink>
     </w:p>
-    <w:bookmarkEnd w:id="21"/>
-    <w:bookmarkStart w:id="27" w:name="lab-period-modules"/>
+    <w:p>
+      <w:pPr>
+        <w:numPr>
+          <w:ilvl w:val="0"/>
+          <w:numId w:val="1001"/>
+        </w:numPr>
+      </w:pPr>
+      <w:hyperlink r:id="rId21">
+        <w:r>
+          <w:rPr>
+            <w:rStyle w:val="Hyperlink"/>
+          </w:rPr>
+          <w:t xml:space="preserve">Gut Check: AI and Genomic Literature</w:t>
+        </w:r>
+      </w:hyperlink>
+    </w:p>
+    <w:bookmarkEnd w:id="22"/>
+    <w:bookmarkStart w:id="29" w:name="lab-period-modules"/>
     <w:p>
       <w:pPr>
         <w:pStyle w:val="Heading2"/>
@@ -73,7 +88,7 @@
           <w:numId w:val="1002"/>
         </w:numPr>
       </w:pPr>
-      <w:hyperlink r:id="rId22">
+      <w:hyperlink r:id="rId23">
         <w:r>
           <w:rPr>
             <w:rStyle w:val="Hyperlink"/>
@@ -89,7 +104,39 @@
           <w:numId w:val="1002"/>
         </w:numPr>
       </w:pPr>
-      <w:hyperlink r:id="rId23">
+      <w:hyperlink r:id="rId24">
+        <w:r>
+          <w:rPr>
+            <w:rStyle w:val="Hyperlink"/>
+          </w:rPr>
+          <w:t xml:space="preserve">DNA Barcoding</w:t>
+        </w:r>
+      </w:hyperlink>
+    </w:p>
+    <w:p>
+      <w:pPr>
+        <w:numPr>
+          <w:ilvl w:val="0"/>
+          <w:numId w:val="1002"/>
+        </w:numPr>
+      </w:pPr>
+      <w:hyperlink r:id="rId25">
+        <w:r>
+          <w:rPr>
+            <w:rStyle w:val="Hyperlink"/>
+          </w:rPr>
+          <w:t xml:space="preserve">Epigenetics Explorer: Differentiating Cell Types</w:t>
+        </w:r>
+      </w:hyperlink>
+    </w:p>
+    <w:p>
+      <w:pPr>
+        <w:numPr>
+          <w:ilvl w:val="0"/>
+          <w:numId w:val="1002"/>
+        </w:numPr>
+      </w:pPr>
+      <w:hyperlink r:id="rId26">
         <w:r>
           <w:rPr>
             <w:rStyle w:val="Hyperlink"/>
@@ -105,7 +152,7 @@
           <w:numId w:val="1002"/>
         </w:numPr>
       </w:pPr>
-      <w:hyperlink r:id="rId24">
+      <w:hyperlink r:id="rId27">
         <w:r>
           <w:rPr>
             <w:rStyle w:val="Hyperlink"/>
@@ -121,7 +168,7 @@
           <w:numId w:val="1002"/>
         </w:numPr>
       </w:pPr>
-      <w:hyperlink r:id="rId25">
+      <w:hyperlink r:id="rId28">
         <w:r>
           <w:rPr>
             <w:rStyle w:val="Hyperlink"/>
@@ -130,24 +177,8 @@
         </w:r>
       </w:hyperlink>
     </w:p>
-    <w:p>
-      <w:pPr>
-        <w:numPr>
-          <w:ilvl w:val="0"/>
-          <w:numId w:val="1002"/>
-        </w:numPr>
-      </w:pPr>
-      <w:hyperlink r:id="rId26">
-        <w:r>
-          <w:rPr>
-            <w:rStyle w:val="Hyperlink"/>
-          </w:rPr>
-          <w:t xml:space="preserve">DNA Barcoding</w:t>
-        </w:r>
-      </w:hyperlink>
-    </w:p>
-    <w:bookmarkEnd w:id="27"/>
-    <w:bookmarkStart w:id="29" w:name="research-modules"/>
+    <w:bookmarkEnd w:id="29"/>
+    <w:bookmarkStart w:id="31" w:name="research-modules"/>
     <w:p>
       <w:pPr>
         <w:pStyle w:val="Heading2"/>
@@ -172,7 +203,7 @@
           <w:numId w:val="1003"/>
         </w:numPr>
       </w:pPr>
-      <w:hyperlink r:id="rId28">
+      <w:hyperlink r:id="rId30">
         <w:r>
           <w:rPr>
             <w:rStyle w:val="Hyperlink"/>
@@ -181,8 +212,8 @@
         </w:r>
       </w:hyperlink>
     </w:p>
-    <w:bookmarkEnd w:id="29"/>
-    <w:bookmarkStart w:id="31" w:name="other-modules"/>
+    <w:bookmarkEnd w:id="31"/>
+    <w:bookmarkStart w:id="33" w:name="other-modules"/>
     <w:p>
       <w:pPr>
         <w:pStyle w:val="Heading2"/>
@@ -207,7 +238,7 @@
           <w:numId w:val="1004"/>
         </w:numPr>
       </w:pPr>
-      <w:hyperlink r:id="rId30">
+      <w:hyperlink r:id="rId32">
         <w:r>
           <w:rPr>
             <w:rStyle w:val="Hyperlink"/>
@@ -216,7 +247,7 @@
         </w:r>
       </w:hyperlink>
     </w:p>
-    <w:bookmarkEnd w:id="31"/>
+    <w:bookmarkEnd w:id="33"/>
     <w:sectPr>
       <w:footnotePr>
         <w:numRestart w:val="eachSect"/>
